--- a/8_KI-Aufbaumodule/KI-A1/KI-A1.3_UnüberwachtesLernen-VQ.docx
+++ b/8_KI-Aufbaumodule/KI-A1/KI-A1.3_UnüberwachtesLernen-VQ.docx
@@ -1,6 +1,6 @@
 
 <file path=word/document.xml><?xml version="1.0" encoding="utf-8"?>
-<w:document xmlns:wpc="http://schemas.microsoft.com/office/word/2010/wordprocessingCanvas" xmlns:cx="http://schemas.microsoft.com/office/drawing/2014/chartex" xmlns:cx1="http://schemas.microsoft.com/office/drawing/2015/9/8/chartex" xmlns:cx2="http://schemas.microsoft.com/office/drawing/2015/10/21/chartex" xmlns:cx3="http://schemas.microsoft.com/office/drawing/2016/5/9/chartex" xmlns:cx4="http://schemas.microsoft.com/office/drawing/2016/5/10/chartex" xmlns:cx5="http://schemas.microsoft.com/office/drawing/2016/5/11/chartex" xmlns:cx6="http://schemas.microsoft.com/office/drawing/2016/5/12/chartex" xmlns:cx7="http://schemas.microsoft.com/office/drawing/2016/5/13/chartex" xmlns:cx8="http://schemas.microsoft.com/office/drawing/2016/5/14/chartex" xmlns:mc="http://schemas.openxmlformats.org/markup-compatibility/2006" xmlns:aink="http://schemas.microsoft.com/office/drawing/2016/ink" xmlns:am3d="http://schemas.microsoft.com/office/drawing/2017/model3d" xmlns:o="urn:schemas-microsoft-com:office:office" xmlns:r="http://schemas.openxmlformats.org/officeDocument/2006/relationships" xmlns:m="http://schemas.openxmlformats.org/officeDocument/2006/math" xmlns:v="urn:schemas-microsoft-com:vml" xmlns:wp14="http://schemas.microsoft.com/office/word/2010/wordprocessingDrawing" xmlns:wp="http://schemas.openxmlformats.org/drawingml/2006/wordprocessingDrawing" xmlns:w10="urn:schemas-microsoft-com:office:word" xmlns:w="http://schemas.openxmlformats.org/wordprocessingml/2006/main" xmlns:w14="http://schemas.microsoft.com/office/word/2010/wordml" xmlns:w15="http://schemas.microsoft.com/office/word/2012/wordml" xmlns:w16cex="http://schemas.microsoft.com/office/word/2018/wordml/cex" xmlns:w16cid="http://schemas.microsoft.com/office/word/2016/wordml/cid" xmlns:w16="http://schemas.microsoft.com/office/word/2018/wordml" xmlns:w16sdtdh="http://schemas.microsoft.com/office/word/2020/wordml/sdtdatahash" xmlns:w16se="http://schemas.microsoft.com/office/word/2015/wordml/symex" xmlns:wpg="http://schemas.microsoft.com/office/word/2010/wordprocessingGroup" xmlns:wpi="http://schemas.microsoft.com/office/word/2010/wordprocessingInk" xmlns:wne="http://schemas.microsoft.com/office/word/2006/wordml" xmlns:wps="http://schemas.microsoft.com/office/word/2010/wordprocessingShape" mc:Ignorable="w14 w15 w16se w16cid w16 w16cex w16sdtdh wp14">
+<w:document xmlns:wpc="http://schemas.microsoft.com/office/word/2010/wordprocessingCanvas" xmlns:cx="http://schemas.microsoft.com/office/drawing/2014/chartex" xmlns:cx1="http://schemas.microsoft.com/office/drawing/2015/9/8/chartex" xmlns:cx2="http://schemas.microsoft.com/office/drawing/2015/10/21/chartex" xmlns:cx3="http://schemas.microsoft.com/office/drawing/2016/5/9/chartex" xmlns:cx4="http://schemas.microsoft.com/office/drawing/2016/5/10/chartex" xmlns:cx5="http://schemas.microsoft.com/office/drawing/2016/5/11/chartex" xmlns:cx6="http://schemas.microsoft.com/office/drawing/2016/5/12/chartex" xmlns:cx7="http://schemas.microsoft.com/office/drawing/2016/5/13/chartex" xmlns:cx8="http://schemas.microsoft.com/office/drawing/2016/5/14/chartex" xmlns:mc="http://schemas.openxmlformats.org/markup-compatibility/2006" xmlns:aink="http://schemas.microsoft.com/office/drawing/2016/ink" xmlns:am3d="http://schemas.microsoft.com/office/drawing/2017/model3d" xmlns:o="urn:schemas-microsoft-com:office:office" xmlns:oel="http://schemas.microsoft.com/office/2019/extlst" xmlns:r="http://schemas.openxmlformats.org/officeDocument/2006/relationships" xmlns:m="http://schemas.openxmlformats.org/officeDocument/2006/math" xmlns:v="urn:schemas-microsoft-com:vml" xmlns:wp14="http://schemas.microsoft.com/office/word/2010/wordprocessingDrawing" xmlns:wp="http://schemas.openxmlformats.org/drawingml/2006/wordprocessingDrawing" xmlns:w10="urn:schemas-microsoft-com:office:word" xmlns:w="http://schemas.openxmlformats.org/wordprocessingml/2006/main" xmlns:w14="http://schemas.microsoft.com/office/word/2010/wordml" xmlns:w15="http://schemas.microsoft.com/office/word/2012/wordml" xmlns:w16cex="http://schemas.microsoft.com/office/word/2018/wordml/cex" xmlns:w16cid="http://schemas.microsoft.com/office/word/2016/wordml/cid" xmlns:w16="http://schemas.microsoft.com/office/word/2018/wordml" xmlns:w16sdtdh="http://schemas.microsoft.com/office/word/2020/wordml/sdtdatahash" xmlns:w16se="http://schemas.microsoft.com/office/word/2015/wordml/symex" xmlns:wpg="http://schemas.microsoft.com/office/word/2010/wordprocessingGroup" xmlns:wpi="http://schemas.microsoft.com/office/word/2010/wordprocessingInk" xmlns:wne="http://schemas.microsoft.com/office/word/2006/wordml" xmlns:wps="http://schemas.microsoft.com/office/word/2010/wordprocessingShape" mc:Ignorable="w14 w15 w16se w16cid w16 w16cex w16sdtdh wp14">
   <w:body>
     <w:p>
       <w:pPr>
@@ -122,15 +122,27 @@
     </w:p>
     <w:p>
       <w:pPr>
+        <w:jc w:val="both"/>
         <w:rPr>
           <w:rFonts w:asciiTheme="minorHAnsi" w:hAnsiTheme="minorHAnsi" w:cstheme="minorHAnsi"/>
         </w:rPr>
+        <w:pPrChange w:id="1" w:author="Imke Endjer" w:date="2023-02-23T09:50:00Z">
+          <w:pPr/>
+        </w:pPrChange>
       </w:pPr>
+      <w:proofErr w:type="gramStart"/>
       <w:r>
         <w:rPr>
           <w:rFonts w:asciiTheme="minorHAnsi" w:hAnsiTheme="minorHAnsi" w:cstheme="minorHAnsi"/>
         </w:rPr>
-        <w:t xml:space="preserve">Im Sprite “Prototyp” wird bereits eine feste Anzahl an Prototypen erzeugt und zufällig im Raum platziert. Implementiere mit Hilfe der bereits im Skriptbereich befindlichen Blöcke folgendes Verhalten: </w:t>
+        <w:t>Im Sprite</w:t>
+      </w:r>
+      <w:proofErr w:type="gramEnd"/>
+      <w:r>
+        <w:rPr>
+          <w:rFonts w:asciiTheme="minorHAnsi" w:hAnsiTheme="minorHAnsi" w:cstheme="minorHAnsi"/>
+        </w:rPr>
+        <w:t xml:space="preserve"> “Prototyp” wird bereits eine feste Anzahl an Prototypen erzeugt und zufällig im Raum platziert. Implementiere mit Hilfe der bereits im Skriptbereich befindlichen Blöcke folgendes Verhalten: </w:t>
       </w:r>
     </w:p>
     <w:tbl>
@@ -227,9 +239,15 @@
     <w:p>
       <w:pPr>
         <w:spacing w:before="240" w:after="240"/>
+        <w:jc w:val="both"/>
         <w:rPr>
           <w:rFonts w:asciiTheme="minorHAnsi" w:hAnsiTheme="minorHAnsi" w:cstheme="minorHAnsi"/>
         </w:rPr>
+        <w:pPrChange w:id="2" w:author="Imke Endjer" w:date="2023-02-23T09:50:00Z">
+          <w:pPr>
+            <w:spacing w:before="240" w:after="240"/>
+          </w:pPr>
+        </w:pPrChange>
       </w:pPr>
       <w:r>
         <w:rPr>
@@ -255,9 +273,13 @@
     </w:p>
     <w:p>
       <w:pPr>
+        <w:jc w:val="both"/>
         <w:rPr>
           <w:rFonts w:asciiTheme="minorHAnsi" w:hAnsiTheme="minorHAnsi" w:cstheme="minorHAnsi"/>
         </w:rPr>
+        <w:pPrChange w:id="3" w:author="Imke Endjer" w:date="2023-02-23T09:50:00Z">
+          <w:pPr/>
+        </w:pPrChange>
       </w:pPr>
       <w:r>
         <w:rPr>
@@ -448,8 +470,8 @@
       <w:pPr>
         <w:pStyle w:val="berschrift1"/>
       </w:pPr>
-      <w:bookmarkStart w:id="1" w:name="_heading=h.3m5rk8ppfbr" w:colFirst="0" w:colLast="0"/>
-      <w:bookmarkEnd w:id="1"/>
+      <w:bookmarkStart w:id="4" w:name="_heading=h.3m5rk8ppfbr" w:colFirst="0" w:colLast="0"/>
+      <w:bookmarkEnd w:id="4"/>
       <w:r>
         <w:lastRenderedPageBreak/>
         <w:t>Optimierung</w:t>
@@ -647,7 +669,7 @@
 </file>
 
 <file path=word/endnotes.xml><?xml version="1.0" encoding="utf-8"?>
-<w:endnotes xmlns:wpc="http://schemas.microsoft.com/office/word/2010/wordprocessingCanvas" xmlns:cx="http://schemas.microsoft.com/office/drawing/2014/chartex" xmlns:cx1="http://schemas.microsoft.com/office/drawing/2015/9/8/chartex" xmlns:cx2="http://schemas.microsoft.com/office/drawing/2015/10/21/chartex" xmlns:cx3="http://schemas.microsoft.com/office/drawing/2016/5/9/chartex" xmlns:cx4="http://schemas.microsoft.com/office/drawing/2016/5/10/chartex" xmlns:cx5="http://schemas.microsoft.com/office/drawing/2016/5/11/chartex" xmlns:cx6="http://schemas.microsoft.com/office/drawing/2016/5/12/chartex" xmlns:cx7="http://schemas.microsoft.com/office/drawing/2016/5/13/chartex" xmlns:cx8="http://schemas.microsoft.com/office/drawing/2016/5/14/chartex" xmlns:mc="http://schemas.openxmlformats.org/markup-compatibility/2006" xmlns:aink="http://schemas.microsoft.com/office/drawing/2016/ink" xmlns:am3d="http://schemas.microsoft.com/office/drawing/2017/model3d" xmlns:o="urn:schemas-microsoft-com:office:office" xmlns:r="http://schemas.openxmlformats.org/officeDocument/2006/relationships" xmlns:m="http://schemas.openxmlformats.org/officeDocument/2006/math" xmlns:v="urn:schemas-microsoft-com:vml" xmlns:wp14="http://schemas.microsoft.com/office/word/2010/wordprocessingDrawing" xmlns:wp="http://schemas.openxmlformats.org/drawingml/2006/wordprocessingDrawing" xmlns:w10="urn:schemas-microsoft-com:office:word" xmlns:w="http://schemas.openxmlformats.org/wordprocessingml/2006/main" xmlns:w14="http://schemas.microsoft.com/office/word/2010/wordml" xmlns:w15="http://schemas.microsoft.com/office/word/2012/wordml" xmlns:w16cex="http://schemas.microsoft.com/office/word/2018/wordml/cex" xmlns:w16cid="http://schemas.microsoft.com/office/word/2016/wordml/cid" xmlns:w16="http://schemas.microsoft.com/office/word/2018/wordml" xmlns:w16sdtdh="http://schemas.microsoft.com/office/word/2020/wordml/sdtdatahash" xmlns:w16se="http://schemas.microsoft.com/office/word/2015/wordml/symex" xmlns:wpg="http://schemas.microsoft.com/office/word/2010/wordprocessingGroup" xmlns:wpi="http://schemas.microsoft.com/office/word/2010/wordprocessingInk" xmlns:wne="http://schemas.microsoft.com/office/word/2006/wordml" xmlns:wps="http://schemas.microsoft.com/office/word/2010/wordprocessingShape" mc:Ignorable="w14 w15 w16se w16cid w16 w16cex w16sdtdh wp14">
+<w:endnotes xmlns:wpc="http://schemas.microsoft.com/office/word/2010/wordprocessingCanvas" xmlns:cx="http://schemas.microsoft.com/office/drawing/2014/chartex" xmlns:cx1="http://schemas.microsoft.com/office/drawing/2015/9/8/chartex" xmlns:cx2="http://schemas.microsoft.com/office/drawing/2015/10/21/chartex" xmlns:cx3="http://schemas.microsoft.com/office/drawing/2016/5/9/chartex" xmlns:cx4="http://schemas.microsoft.com/office/drawing/2016/5/10/chartex" xmlns:cx5="http://schemas.microsoft.com/office/drawing/2016/5/11/chartex" xmlns:cx6="http://schemas.microsoft.com/office/drawing/2016/5/12/chartex" xmlns:cx7="http://schemas.microsoft.com/office/drawing/2016/5/13/chartex" xmlns:cx8="http://schemas.microsoft.com/office/drawing/2016/5/14/chartex" xmlns:mc="http://schemas.openxmlformats.org/markup-compatibility/2006" xmlns:aink="http://schemas.microsoft.com/office/drawing/2016/ink" xmlns:am3d="http://schemas.microsoft.com/office/drawing/2017/model3d" xmlns:o="urn:schemas-microsoft-com:office:office" xmlns:oel="http://schemas.microsoft.com/office/2019/extlst" xmlns:r="http://schemas.openxmlformats.org/officeDocument/2006/relationships" xmlns:m="http://schemas.openxmlformats.org/officeDocument/2006/math" xmlns:v="urn:schemas-microsoft-com:vml" xmlns:wp14="http://schemas.microsoft.com/office/word/2010/wordprocessingDrawing" xmlns:wp="http://schemas.openxmlformats.org/drawingml/2006/wordprocessingDrawing" xmlns:w10="urn:schemas-microsoft-com:office:word" xmlns:w="http://schemas.openxmlformats.org/wordprocessingml/2006/main" xmlns:w14="http://schemas.microsoft.com/office/word/2010/wordml" xmlns:w15="http://schemas.microsoft.com/office/word/2012/wordml" xmlns:w16cex="http://schemas.microsoft.com/office/word/2018/wordml/cex" xmlns:w16cid="http://schemas.microsoft.com/office/word/2016/wordml/cid" xmlns:w16="http://schemas.microsoft.com/office/word/2018/wordml" xmlns:w16sdtdh="http://schemas.microsoft.com/office/word/2020/wordml/sdtdatahash" xmlns:w16se="http://schemas.microsoft.com/office/word/2015/wordml/symex" xmlns:wpg="http://schemas.microsoft.com/office/word/2010/wordprocessingGroup" xmlns:wpi="http://schemas.microsoft.com/office/word/2010/wordprocessingInk" xmlns:wne="http://schemas.microsoft.com/office/word/2006/wordml" xmlns:wps="http://schemas.microsoft.com/office/word/2010/wordprocessingShape" mc:Ignorable="w14 w15 w16se w16cid w16 w16cex w16sdtdh wp14">
   <w:endnote w:type="separator" w:id="-1">
     <w:p>
       <w:pPr>
@@ -672,7 +694,7 @@
 </file>
 
 <file path=word/footer1.xml><?xml version="1.0" encoding="utf-8"?>
-<w:ftr xmlns:wpc="http://schemas.microsoft.com/office/word/2010/wordprocessingCanvas" xmlns:cx="http://schemas.microsoft.com/office/drawing/2014/chartex" xmlns:cx1="http://schemas.microsoft.com/office/drawing/2015/9/8/chartex" xmlns:cx2="http://schemas.microsoft.com/office/drawing/2015/10/21/chartex" xmlns:cx3="http://schemas.microsoft.com/office/drawing/2016/5/9/chartex" xmlns:cx4="http://schemas.microsoft.com/office/drawing/2016/5/10/chartex" xmlns:cx5="http://schemas.microsoft.com/office/drawing/2016/5/11/chartex" xmlns:cx6="http://schemas.microsoft.com/office/drawing/2016/5/12/chartex" xmlns:cx7="http://schemas.microsoft.com/office/drawing/2016/5/13/chartex" xmlns:cx8="http://schemas.microsoft.com/office/drawing/2016/5/14/chartex" xmlns:mc="http://schemas.openxmlformats.org/markup-compatibility/2006" xmlns:aink="http://schemas.microsoft.com/office/drawing/2016/ink" xmlns:am3d="http://schemas.microsoft.com/office/drawing/2017/model3d" xmlns:o="urn:schemas-microsoft-com:office:office" xmlns:r="http://schemas.openxmlformats.org/officeDocument/2006/relationships" xmlns:m="http://schemas.openxmlformats.org/officeDocument/2006/math" xmlns:v="urn:schemas-microsoft-com:vml" xmlns:wp14="http://schemas.microsoft.com/office/word/2010/wordprocessingDrawing" xmlns:wp="http://schemas.openxmlformats.org/drawingml/2006/wordprocessingDrawing" xmlns:w10="urn:schemas-microsoft-com:office:word" xmlns:w="http://schemas.openxmlformats.org/wordprocessingml/2006/main" xmlns:w14="http://schemas.microsoft.com/office/word/2010/wordml" xmlns:w15="http://schemas.microsoft.com/office/word/2012/wordml" xmlns:w16cex="http://schemas.microsoft.com/office/word/2018/wordml/cex" xmlns:w16cid="http://schemas.microsoft.com/office/word/2016/wordml/cid" xmlns:w16="http://schemas.microsoft.com/office/word/2018/wordml" xmlns:w16sdtdh="http://schemas.microsoft.com/office/word/2020/wordml/sdtdatahash" xmlns:w16se="http://schemas.microsoft.com/office/word/2015/wordml/symex" xmlns:wpg="http://schemas.microsoft.com/office/word/2010/wordprocessingGroup" xmlns:wpi="http://schemas.microsoft.com/office/word/2010/wordprocessingInk" xmlns:wne="http://schemas.microsoft.com/office/word/2006/wordml" xmlns:wps="http://schemas.microsoft.com/office/word/2010/wordprocessingShape" mc:Ignorable="w14 w15 w16se w16cid w16 w16cex w16sdtdh wp14">
+<w:ftr xmlns:wpc="http://schemas.microsoft.com/office/word/2010/wordprocessingCanvas" xmlns:cx="http://schemas.microsoft.com/office/drawing/2014/chartex" xmlns:cx1="http://schemas.microsoft.com/office/drawing/2015/9/8/chartex" xmlns:cx2="http://schemas.microsoft.com/office/drawing/2015/10/21/chartex" xmlns:cx3="http://schemas.microsoft.com/office/drawing/2016/5/9/chartex" xmlns:cx4="http://schemas.microsoft.com/office/drawing/2016/5/10/chartex" xmlns:cx5="http://schemas.microsoft.com/office/drawing/2016/5/11/chartex" xmlns:cx6="http://schemas.microsoft.com/office/drawing/2016/5/12/chartex" xmlns:cx7="http://schemas.microsoft.com/office/drawing/2016/5/13/chartex" xmlns:cx8="http://schemas.microsoft.com/office/drawing/2016/5/14/chartex" xmlns:mc="http://schemas.openxmlformats.org/markup-compatibility/2006" xmlns:aink="http://schemas.microsoft.com/office/drawing/2016/ink" xmlns:am3d="http://schemas.microsoft.com/office/drawing/2017/model3d" xmlns:o="urn:schemas-microsoft-com:office:office" xmlns:oel="http://schemas.microsoft.com/office/2019/extlst" xmlns:r="http://schemas.openxmlformats.org/officeDocument/2006/relationships" xmlns:m="http://schemas.openxmlformats.org/officeDocument/2006/math" xmlns:v="urn:schemas-microsoft-com:vml" xmlns:wp14="http://schemas.microsoft.com/office/word/2010/wordprocessingDrawing" xmlns:wp="http://schemas.openxmlformats.org/drawingml/2006/wordprocessingDrawing" xmlns:w10="urn:schemas-microsoft-com:office:word" xmlns:w="http://schemas.openxmlformats.org/wordprocessingml/2006/main" xmlns:w14="http://schemas.microsoft.com/office/word/2010/wordml" xmlns:w15="http://schemas.microsoft.com/office/word/2012/wordml" xmlns:w16cex="http://schemas.microsoft.com/office/word/2018/wordml/cex" xmlns:w16cid="http://schemas.microsoft.com/office/word/2016/wordml/cid" xmlns:w16="http://schemas.microsoft.com/office/word/2018/wordml" xmlns:w16sdtdh="http://schemas.microsoft.com/office/word/2020/wordml/sdtdatahash" xmlns:w16se="http://schemas.microsoft.com/office/word/2015/wordml/symex" xmlns:wpg="http://schemas.microsoft.com/office/word/2010/wordprocessingGroup" xmlns:wpi="http://schemas.microsoft.com/office/word/2010/wordprocessingInk" xmlns:wne="http://schemas.microsoft.com/office/word/2006/wordml" xmlns:wps="http://schemas.microsoft.com/office/word/2010/wordprocessingShape" mc:Ignorable="w14 w15 w16se w16cid w16 w16cex w16sdtdh wp14">
   <w:p>
     <w:pPr>
       <w:pBdr>
@@ -756,7 +778,7 @@
                           </w:pPr>
                           <w:r>
                             <w:rPr>
-                              <w:rFonts w:ascii="Helvetica 55" w:hAnsi="Helvetica 55"/>
+                              <w:rFonts w:ascii="helvetica 55" w:hAnsi="helvetica 55"/>
                               <w:color w:val="A6A6A6" w:themeColor="background1" w:themeShade="A6"/>
                               <w:sz w:val="14"/>
                               <w:szCs w:val="14"/>
@@ -765,7 +787,7 @@
                           </w:r>
                           <w:r>
                             <w:rPr>
-                              <w:rFonts w:ascii="Helvetica 55" w:hAnsi="Helvetica 55"/>
+                              <w:rFonts w:ascii="helvetica 55" w:hAnsi="helvetica 55"/>
                               <w:color w:val="A6A6A6" w:themeColor="background1" w:themeShade="A6"/>
                               <w:sz w:val="14"/>
                               <w:szCs w:val="14"/>
@@ -1100,7 +1122,6 @@
           <w:calendar w:val="gregorian"/>
         </w:date>
       </w:sdtPr>
-      <w:sdtEndPr/>
       <w:sdtContent>
         <w:r>
           <w:rPr>
@@ -1238,7 +1259,7 @@
 </file>
 
 <file path=word/footnotes.xml><?xml version="1.0" encoding="utf-8"?>
-<w:footnotes xmlns:wpc="http://schemas.microsoft.com/office/word/2010/wordprocessingCanvas" xmlns:cx="http://schemas.microsoft.com/office/drawing/2014/chartex" xmlns:cx1="http://schemas.microsoft.com/office/drawing/2015/9/8/chartex" xmlns:cx2="http://schemas.microsoft.com/office/drawing/2015/10/21/chartex" xmlns:cx3="http://schemas.microsoft.com/office/drawing/2016/5/9/chartex" xmlns:cx4="http://schemas.microsoft.com/office/drawing/2016/5/10/chartex" xmlns:cx5="http://schemas.microsoft.com/office/drawing/2016/5/11/chartex" xmlns:cx6="http://schemas.microsoft.com/office/drawing/2016/5/12/chartex" xmlns:cx7="http://schemas.microsoft.com/office/drawing/2016/5/13/chartex" xmlns:cx8="http://schemas.microsoft.com/office/drawing/2016/5/14/chartex" xmlns:mc="http://schemas.openxmlformats.org/markup-compatibility/2006" xmlns:aink="http://schemas.microsoft.com/office/drawing/2016/ink" xmlns:am3d="http://schemas.microsoft.com/office/drawing/2017/model3d" xmlns:o="urn:schemas-microsoft-com:office:office" xmlns:r="http://schemas.openxmlformats.org/officeDocument/2006/relationships" xmlns:m="http://schemas.openxmlformats.org/officeDocument/2006/math" xmlns:v="urn:schemas-microsoft-com:vml" xmlns:wp14="http://schemas.microsoft.com/office/word/2010/wordprocessingDrawing" xmlns:wp="http://schemas.openxmlformats.org/drawingml/2006/wordprocessingDrawing" xmlns:w10="urn:schemas-microsoft-com:office:word" xmlns:w="http://schemas.openxmlformats.org/wordprocessingml/2006/main" xmlns:w14="http://schemas.microsoft.com/office/word/2010/wordml" xmlns:w15="http://schemas.microsoft.com/office/word/2012/wordml" xmlns:w16cex="http://schemas.microsoft.com/office/word/2018/wordml/cex" xmlns:w16cid="http://schemas.microsoft.com/office/word/2016/wordml/cid" xmlns:w16="http://schemas.microsoft.com/office/word/2018/wordml" xmlns:w16sdtdh="http://schemas.microsoft.com/office/word/2020/wordml/sdtdatahash" xmlns:w16se="http://schemas.microsoft.com/office/word/2015/wordml/symex" xmlns:wpg="http://schemas.microsoft.com/office/word/2010/wordprocessingGroup" xmlns:wpi="http://schemas.microsoft.com/office/word/2010/wordprocessingInk" xmlns:wne="http://schemas.microsoft.com/office/word/2006/wordml" xmlns:wps="http://schemas.microsoft.com/office/word/2010/wordprocessingShape" mc:Ignorable="w14 w15 w16se w16cid w16 w16cex w16sdtdh wp14">
+<w:footnotes xmlns:wpc="http://schemas.microsoft.com/office/word/2010/wordprocessingCanvas" xmlns:cx="http://schemas.microsoft.com/office/drawing/2014/chartex" xmlns:cx1="http://schemas.microsoft.com/office/drawing/2015/9/8/chartex" xmlns:cx2="http://schemas.microsoft.com/office/drawing/2015/10/21/chartex" xmlns:cx3="http://schemas.microsoft.com/office/drawing/2016/5/9/chartex" xmlns:cx4="http://schemas.microsoft.com/office/drawing/2016/5/10/chartex" xmlns:cx5="http://schemas.microsoft.com/office/drawing/2016/5/11/chartex" xmlns:cx6="http://schemas.microsoft.com/office/drawing/2016/5/12/chartex" xmlns:cx7="http://schemas.microsoft.com/office/drawing/2016/5/13/chartex" xmlns:cx8="http://schemas.microsoft.com/office/drawing/2016/5/14/chartex" xmlns:mc="http://schemas.openxmlformats.org/markup-compatibility/2006" xmlns:aink="http://schemas.microsoft.com/office/drawing/2016/ink" xmlns:am3d="http://schemas.microsoft.com/office/drawing/2017/model3d" xmlns:o="urn:schemas-microsoft-com:office:office" xmlns:oel="http://schemas.microsoft.com/office/2019/extlst" xmlns:r="http://schemas.openxmlformats.org/officeDocument/2006/relationships" xmlns:m="http://schemas.openxmlformats.org/officeDocument/2006/math" xmlns:v="urn:schemas-microsoft-com:vml" xmlns:wp14="http://schemas.microsoft.com/office/word/2010/wordprocessingDrawing" xmlns:wp="http://schemas.openxmlformats.org/drawingml/2006/wordprocessingDrawing" xmlns:w10="urn:schemas-microsoft-com:office:word" xmlns:w="http://schemas.openxmlformats.org/wordprocessingml/2006/main" xmlns:w14="http://schemas.microsoft.com/office/word/2010/wordml" xmlns:w15="http://schemas.microsoft.com/office/word/2012/wordml" xmlns:w16cex="http://schemas.microsoft.com/office/word/2018/wordml/cex" xmlns:w16cid="http://schemas.microsoft.com/office/word/2016/wordml/cid" xmlns:w16="http://schemas.microsoft.com/office/word/2018/wordml" xmlns:w16sdtdh="http://schemas.microsoft.com/office/word/2020/wordml/sdtdatahash" xmlns:w16se="http://schemas.microsoft.com/office/word/2015/wordml/symex" xmlns:wpg="http://schemas.microsoft.com/office/word/2010/wordprocessingGroup" xmlns:wpi="http://schemas.microsoft.com/office/word/2010/wordprocessingInk" xmlns:wne="http://schemas.microsoft.com/office/word/2006/wordml" xmlns:wps="http://schemas.microsoft.com/office/word/2010/wordprocessingShape" mc:Ignorable="w14 w15 w16se w16cid w16 w16cex w16sdtdh wp14">
   <w:footnote w:type="separator" w:id="-1">
     <w:p>
       <w:pPr>
@@ -1263,7 +1284,7 @@
 </file>
 
 <file path=word/header1.xml><?xml version="1.0" encoding="utf-8"?>
-<w:hdr xmlns:wpc="http://schemas.microsoft.com/office/word/2010/wordprocessingCanvas" xmlns:cx="http://schemas.microsoft.com/office/drawing/2014/chartex" xmlns:cx1="http://schemas.microsoft.com/office/drawing/2015/9/8/chartex" xmlns:cx2="http://schemas.microsoft.com/office/drawing/2015/10/21/chartex" xmlns:cx3="http://schemas.microsoft.com/office/drawing/2016/5/9/chartex" xmlns:cx4="http://schemas.microsoft.com/office/drawing/2016/5/10/chartex" xmlns:cx5="http://schemas.microsoft.com/office/drawing/2016/5/11/chartex" xmlns:cx6="http://schemas.microsoft.com/office/drawing/2016/5/12/chartex" xmlns:cx7="http://schemas.microsoft.com/office/drawing/2016/5/13/chartex" xmlns:cx8="http://schemas.microsoft.com/office/drawing/2016/5/14/chartex" xmlns:mc="http://schemas.openxmlformats.org/markup-compatibility/2006" xmlns:aink="http://schemas.microsoft.com/office/drawing/2016/ink" xmlns:am3d="http://schemas.microsoft.com/office/drawing/2017/model3d" xmlns:o="urn:schemas-microsoft-com:office:office" xmlns:r="http://schemas.openxmlformats.org/officeDocument/2006/relationships" xmlns:m="http://schemas.openxmlformats.org/officeDocument/2006/math" xmlns:v="urn:schemas-microsoft-com:vml" xmlns:wp14="http://schemas.microsoft.com/office/word/2010/wordprocessingDrawing" xmlns:wp="http://schemas.openxmlformats.org/drawingml/2006/wordprocessingDrawing" xmlns:w10="urn:schemas-microsoft-com:office:word" xmlns:w="http://schemas.openxmlformats.org/wordprocessingml/2006/main" xmlns:w14="http://schemas.microsoft.com/office/word/2010/wordml" xmlns:w15="http://schemas.microsoft.com/office/word/2012/wordml" xmlns:w16cex="http://schemas.microsoft.com/office/word/2018/wordml/cex" xmlns:w16cid="http://schemas.microsoft.com/office/word/2016/wordml/cid" xmlns:w16="http://schemas.microsoft.com/office/word/2018/wordml" xmlns:w16sdtdh="http://schemas.microsoft.com/office/word/2020/wordml/sdtdatahash" xmlns:w16se="http://schemas.microsoft.com/office/word/2015/wordml/symex" xmlns:wpg="http://schemas.microsoft.com/office/word/2010/wordprocessingGroup" xmlns:wpi="http://schemas.microsoft.com/office/word/2010/wordprocessingInk" xmlns:wne="http://schemas.microsoft.com/office/word/2006/wordml" xmlns:wps="http://schemas.microsoft.com/office/word/2010/wordprocessingShape" mc:Ignorable="w14 w15 w16se w16cid w16 w16cex w16sdtdh wp14">
+<w:hdr xmlns:wpc="http://schemas.microsoft.com/office/word/2010/wordprocessingCanvas" xmlns:cx="http://schemas.microsoft.com/office/drawing/2014/chartex" xmlns:cx1="http://schemas.microsoft.com/office/drawing/2015/9/8/chartex" xmlns:cx2="http://schemas.microsoft.com/office/drawing/2015/10/21/chartex" xmlns:cx3="http://schemas.microsoft.com/office/drawing/2016/5/9/chartex" xmlns:cx4="http://schemas.microsoft.com/office/drawing/2016/5/10/chartex" xmlns:cx5="http://schemas.microsoft.com/office/drawing/2016/5/11/chartex" xmlns:cx6="http://schemas.microsoft.com/office/drawing/2016/5/12/chartex" xmlns:cx7="http://schemas.microsoft.com/office/drawing/2016/5/13/chartex" xmlns:cx8="http://schemas.microsoft.com/office/drawing/2016/5/14/chartex" xmlns:mc="http://schemas.openxmlformats.org/markup-compatibility/2006" xmlns:aink="http://schemas.microsoft.com/office/drawing/2016/ink" xmlns:am3d="http://schemas.microsoft.com/office/drawing/2017/model3d" xmlns:o="urn:schemas-microsoft-com:office:office" xmlns:oel="http://schemas.microsoft.com/office/2019/extlst" xmlns:r="http://schemas.openxmlformats.org/officeDocument/2006/relationships" xmlns:m="http://schemas.openxmlformats.org/officeDocument/2006/math" xmlns:v="urn:schemas-microsoft-com:vml" xmlns:wp14="http://schemas.microsoft.com/office/word/2010/wordprocessingDrawing" xmlns:wp="http://schemas.openxmlformats.org/drawingml/2006/wordprocessingDrawing" xmlns:w10="urn:schemas-microsoft-com:office:word" xmlns:w="http://schemas.openxmlformats.org/wordprocessingml/2006/main" xmlns:w14="http://schemas.microsoft.com/office/word/2010/wordml" xmlns:w15="http://schemas.microsoft.com/office/word/2012/wordml" xmlns:w16cex="http://schemas.microsoft.com/office/word/2018/wordml/cex" xmlns:w16cid="http://schemas.microsoft.com/office/word/2016/wordml/cid" xmlns:w16="http://schemas.microsoft.com/office/word/2018/wordml" xmlns:w16sdtdh="http://schemas.microsoft.com/office/word/2020/wordml/sdtdatahash" xmlns:w16se="http://schemas.microsoft.com/office/word/2015/wordml/symex" xmlns:wpg="http://schemas.microsoft.com/office/word/2010/wordprocessingGroup" xmlns:wpi="http://schemas.microsoft.com/office/word/2010/wordprocessingInk" xmlns:wne="http://schemas.microsoft.com/office/word/2006/wordml" xmlns:wps="http://schemas.microsoft.com/office/word/2010/wordprocessingShape" mc:Ignorable="w14 w15 w16se w16cid w16 w16cex w16sdtdh wp14">
   <w:p>
     <w:pPr>
       <w:pBdr>
@@ -1529,7 +1550,7 @@
 </file>
 
 <file path=word/numbering.xml><?xml version="1.0" encoding="utf-8"?>
-<w:numbering xmlns:wpc="http://schemas.microsoft.com/office/word/2010/wordprocessingCanvas" xmlns:cx="http://schemas.microsoft.com/office/drawing/2014/chartex" xmlns:cx1="http://schemas.microsoft.com/office/drawing/2015/9/8/chartex" xmlns:cx2="http://schemas.microsoft.com/office/drawing/2015/10/21/chartex" xmlns:cx3="http://schemas.microsoft.com/office/drawing/2016/5/9/chartex" xmlns:cx4="http://schemas.microsoft.com/office/drawing/2016/5/10/chartex" xmlns:cx5="http://schemas.microsoft.com/office/drawing/2016/5/11/chartex" xmlns:cx6="http://schemas.microsoft.com/office/drawing/2016/5/12/chartex" xmlns:cx7="http://schemas.microsoft.com/office/drawing/2016/5/13/chartex" xmlns:cx8="http://schemas.microsoft.com/office/drawing/2016/5/14/chartex" xmlns:mc="http://schemas.openxmlformats.org/markup-compatibility/2006" xmlns:aink="http://schemas.microsoft.com/office/drawing/2016/ink" xmlns:am3d="http://schemas.microsoft.com/office/drawing/2017/model3d" xmlns:o="urn:schemas-microsoft-com:office:office" xmlns:r="http://schemas.openxmlformats.org/officeDocument/2006/relationships" xmlns:m="http://schemas.openxmlformats.org/officeDocument/2006/math" xmlns:v="urn:schemas-microsoft-com:vml" xmlns:wp14="http://schemas.microsoft.com/office/word/2010/wordprocessingDrawing" xmlns:wp="http://schemas.openxmlformats.org/drawingml/2006/wordprocessingDrawing" xmlns:w10="urn:schemas-microsoft-com:office:word" xmlns:w="http://schemas.openxmlformats.org/wordprocessingml/2006/main" xmlns:w14="http://schemas.microsoft.com/office/word/2010/wordml" xmlns:w15="http://schemas.microsoft.com/office/word/2012/wordml" xmlns:w16cex="http://schemas.microsoft.com/office/word/2018/wordml/cex" xmlns:w16cid="http://schemas.microsoft.com/office/word/2016/wordml/cid" xmlns:w16="http://schemas.microsoft.com/office/word/2018/wordml" xmlns:w16sdtdh="http://schemas.microsoft.com/office/word/2020/wordml/sdtdatahash" xmlns:w16se="http://schemas.microsoft.com/office/word/2015/wordml/symex" xmlns:wpg="http://schemas.microsoft.com/office/word/2010/wordprocessingGroup" xmlns:wpi="http://schemas.microsoft.com/office/word/2010/wordprocessingInk" xmlns:wne="http://schemas.microsoft.com/office/word/2006/wordml" xmlns:wps="http://schemas.microsoft.com/office/word/2010/wordprocessingShape" mc:Ignorable="w14 w15 w16se w16cid w16 w16cex w16sdtdh wp14">
+<w:numbering xmlns:wpc="http://schemas.microsoft.com/office/word/2010/wordprocessingCanvas" xmlns:cx="http://schemas.microsoft.com/office/drawing/2014/chartex" xmlns:cx1="http://schemas.microsoft.com/office/drawing/2015/9/8/chartex" xmlns:cx2="http://schemas.microsoft.com/office/drawing/2015/10/21/chartex" xmlns:cx3="http://schemas.microsoft.com/office/drawing/2016/5/9/chartex" xmlns:cx4="http://schemas.microsoft.com/office/drawing/2016/5/10/chartex" xmlns:cx5="http://schemas.microsoft.com/office/drawing/2016/5/11/chartex" xmlns:cx6="http://schemas.microsoft.com/office/drawing/2016/5/12/chartex" xmlns:cx7="http://schemas.microsoft.com/office/drawing/2016/5/13/chartex" xmlns:cx8="http://schemas.microsoft.com/office/drawing/2016/5/14/chartex" xmlns:mc="http://schemas.openxmlformats.org/markup-compatibility/2006" xmlns:aink="http://schemas.microsoft.com/office/drawing/2016/ink" xmlns:am3d="http://schemas.microsoft.com/office/drawing/2017/model3d" xmlns:o="urn:schemas-microsoft-com:office:office" xmlns:oel="http://schemas.microsoft.com/office/2019/extlst" xmlns:r="http://schemas.openxmlformats.org/officeDocument/2006/relationships" xmlns:m="http://schemas.openxmlformats.org/officeDocument/2006/math" xmlns:v="urn:schemas-microsoft-com:vml" xmlns:wp14="http://schemas.microsoft.com/office/word/2010/wordprocessingDrawing" xmlns:wp="http://schemas.openxmlformats.org/drawingml/2006/wordprocessingDrawing" xmlns:w10="urn:schemas-microsoft-com:office:word" xmlns:w="http://schemas.openxmlformats.org/wordprocessingml/2006/main" xmlns:w14="http://schemas.microsoft.com/office/word/2010/wordml" xmlns:w15="http://schemas.microsoft.com/office/word/2012/wordml" xmlns:w16cex="http://schemas.microsoft.com/office/word/2018/wordml/cex" xmlns:w16cid="http://schemas.microsoft.com/office/word/2016/wordml/cid" xmlns:w16="http://schemas.microsoft.com/office/word/2018/wordml" xmlns:w16sdtdh="http://schemas.microsoft.com/office/word/2020/wordml/sdtdatahash" xmlns:w16se="http://schemas.microsoft.com/office/word/2015/wordml/symex" xmlns:wpg="http://schemas.microsoft.com/office/word/2010/wordprocessingGroup" xmlns:wpi="http://schemas.microsoft.com/office/word/2010/wordprocessingInk" xmlns:wne="http://schemas.microsoft.com/office/word/2006/wordml" xmlns:wps="http://schemas.microsoft.com/office/word/2010/wordprocessingShape" mc:Ignorable="w14 w15 w16se w16cid w16 w16cex w16sdtdh wp14">
   <w:abstractNum w:abstractNumId="0" w15:restartNumberingAfterBreak="0">
     <w:nsid w:val="13D16D48"/>
     <w:multiLevelType w:val="multilevel"/>
@@ -1765,13 +1786,13 @@
       </w:rPr>
     </w:lvl>
   </w:abstractNum>
-  <w:num w:numId="1">
+  <w:num w:numId="1" w16cid:durableId="344524711">
     <w:abstractNumId w:val="1"/>
   </w:num>
-  <w:num w:numId="2">
+  <w:num w:numId="2" w16cid:durableId="1472751841">
     <w:abstractNumId w:val="0"/>
   </w:num>
-  <w:num w:numId="3">
+  <w:num w:numId="3" w16cid:durableId="1861431601">
     <w:abstractNumId w:val="0"/>
     <w:lvlOverride w:ilvl="0">
       <w:startOverride w:val="1"/>
@@ -1802,6 +1823,14 @@
     </w:lvlOverride>
   </w:num>
 </w:numbering>
+</file>
+
+<file path=word/people.xml><?xml version="1.0" encoding="utf-8"?>
+<w15:people xmlns:wpc="http://schemas.microsoft.com/office/word/2010/wordprocessingCanvas" xmlns:cx="http://schemas.microsoft.com/office/drawing/2014/chartex" xmlns:cx1="http://schemas.microsoft.com/office/drawing/2015/9/8/chartex" xmlns:cx2="http://schemas.microsoft.com/office/drawing/2015/10/21/chartex" xmlns:cx3="http://schemas.microsoft.com/office/drawing/2016/5/9/chartex" xmlns:cx4="http://schemas.microsoft.com/office/drawing/2016/5/10/chartex" xmlns:cx5="http://schemas.microsoft.com/office/drawing/2016/5/11/chartex" xmlns:cx6="http://schemas.microsoft.com/office/drawing/2016/5/12/chartex" xmlns:cx7="http://schemas.microsoft.com/office/drawing/2016/5/13/chartex" xmlns:cx8="http://schemas.microsoft.com/office/drawing/2016/5/14/chartex" xmlns:mc="http://schemas.openxmlformats.org/markup-compatibility/2006" xmlns:aink="http://schemas.microsoft.com/office/drawing/2016/ink" xmlns:am3d="http://schemas.microsoft.com/office/drawing/2017/model3d" xmlns:o="urn:schemas-microsoft-com:office:office" xmlns:oel="http://schemas.microsoft.com/office/2019/extlst" xmlns:r="http://schemas.openxmlformats.org/officeDocument/2006/relationships" xmlns:m="http://schemas.openxmlformats.org/officeDocument/2006/math" xmlns:v="urn:schemas-microsoft-com:vml" xmlns:wp14="http://schemas.microsoft.com/office/word/2010/wordprocessingDrawing" xmlns:wp="http://schemas.openxmlformats.org/drawingml/2006/wordprocessingDrawing" xmlns:w10="urn:schemas-microsoft-com:office:word" xmlns:w="http://schemas.openxmlformats.org/wordprocessingml/2006/main" xmlns:w14="http://schemas.microsoft.com/office/word/2010/wordml" xmlns:w15="http://schemas.microsoft.com/office/word/2012/wordml" xmlns:w16cex="http://schemas.microsoft.com/office/word/2018/wordml/cex" xmlns:w16cid="http://schemas.microsoft.com/office/word/2016/wordml/cid" xmlns:w16="http://schemas.microsoft.com/office/word/2018/wordml" xmlns:w16sdtdh="http://schemas.microsoft.com/office/word/2020/wordml/sdtdatahash" xmlns:w16se="http://schemas.microsoft.com/office/word/2015/wordml/symex" xmlns:wpg="http://schemas.microsoft.com/office/word/2010/wordprocessingGroup" xmlns:wpi="http://schemas.microsoft.com/office/word/2010/wordprocessingInk" xmlns:wne="http://schemas.microsoft.com/office/word/2006/wordml" xmlns:wps="http://schemas.microsoft.com/office/word/2010/wordprocessingShape" mc:Ignorable="w14 w15 w16se w16cid w16 w16cex w16sdtdh wp14">
+  <w15:person w15:author="Imke Endjer">
+    <w15:presenceInfo w15:providerId="AD" w15:userId="S::imke.endjer@uni-oldenburg.de::1afa6594-d4a8-48a2-b73b-6dd640e31d31"/>
+  </w15:person>
+</w15:people>
 </file>
 
 <file path=word/styles.xml><?xml version="1.0" encoding="utf-8"?>
@@ -14491,7 +14520,7 @@
     <w:basedOn w:val="Beschriftung"/>
     <w:qFormat/>
     <w:rPr>
-      <w:rFonts w:ascii="Helvetica 55" w:hAnsi="Helvetica 55"/>
+      <w:rFonts w:ascii="helvetica 55" w:hAnsi="helvetica 55"/>
       <w:lang w:val="en-US"/>
     </w:rPr>
   </w:style>
@@ -14652,11 +14681,25 @@
       <w:color w:val="808080"/>
     </w:rPr>
   </w:style>
+  <w:style w:type="paragraph" w:styleId="berarbeitung">
+    <w:name w:val="Revision"/>
+    <w:hidden/>
+    <w:uiPriority w:val="99"/>
+    <w:semiHidden/>
+    <w:rsid w:val="00C56F8D"/>
+    <w:pPr>
+      <w:spacing w:after="0" w:line="240" w:lineRule="auto"/>
+    </w:pPr>
+    <w:rPr>
+      <w:rFonts w:ascii="Helvetica 45" w:hAnsi="Helvetica 45"/>
+      <w:bCs/>
+    </w:rPr>
+  </w:style>
 </w:styles>
 </file>
 
 <file path=word/glossary/document.xml><?xml version="1.0" encoding="utf-8"?>
-<w:glossaryDocument xmlns:wpc="http://schemas.microsoft.com/office/word/2010/wordprocessingCanvas" xmlns:cx="http://schemas.microsoft.com/office/drawing/2014/chartex" xmlns:cx1="http://schemas.microsoft.com/office/drawing/2015/9/8/chartex" xmlns:cx2="http://schemas.microsoft.com/office/drawing/2015/10/21/chartex" xmlns:cx3="http://schemas.microsoft.com/office/drawing/2016/5/9/chartex" xmlns:cx4="http://schemas.microsoft.com/office/drawing/2016/5/10/chartex" xmlns:cx5="http://schemas.microsoft.com/office/drawing/2016/5/11/chartex" xmlns:cx6="http://schemas.microsoft.com/office/drawing/2016/5/12/chartex" xmlns:cx7="http://schemas.microsoft.com/office/drawing/2016/5/13/chartex" xmlns:cx8="http://schemas.microsoft.com/office/drawing/2016/5/14/chartex" xmlns:mc="http://schemas.openxmlformats.org/markup-compatibility/2006" xmlns:aink="http://schemas.microsoft.com/office/drawing/2016/ink" xmlns:am3d="http://schemas.microsoft.com/office/drawing/2017/model3d" xmlns:o="urn:schemas-microsoft-com:office:office" xmlns:r="http://schemas.openxmlformats.org/officeDocument/2006/relationships" xmlns:m="http://schemas.openxmlformats.org/officeDocument/2006/math" xmlns:v="urn:schemas-microsoft-com:vml" xmlns:wp14="http://schemas.microsoft.com/office/word/2010/wordprocessingDrawing" xmlns:wp="http://schemas.openxmlformats.org/drawingml/2006/wordprocessingDrawing" xmlns:w10="urn:schemas-microsoft-com:office:word" xmlns:w="http://schemas.openxmlformats.org/wordprocessingml/2006/main" xmlns:w14="http://schemas.microsoft.com/office/word/2010/wordml" xmlns:w15="http://schemas.microsoft.com/office/word/2012/wordml" xmlns:w16cex="http://schemas.microsoft.com/office/word/2018/wordml/cex" xmlns:w16cid="http://schemas.microsoft.com/office/word/2016/wordml/cid" xmlns:w16="http://schemas.microsoft.com/office/word/2018/wordml" xmlns:w16sdtdh="http://schemas.microsoft.com/office/word/2020/wordml/sdtdatahash" xmlns:w16se="http://schemas.microsoft.com/office/word/2015/wordml/symex" xmlns:wpg="http://schemas.microsoft.com/office/word/2010/wordprocessingGroup" xmlns:wpi="http://schemas.microsoft.com/office/word/2010/wordprocessingInk" xmlns:wne="http://schemas.microsoft.com/office/word/2006/wordml" xmlns:wps="http://schemas.microsoft.com/office/word/2010/wordprocessingShape" mc:Ignorable="w14 w15 w16se w16cid w16 w16cex w16sdtdh wp14">
+<w:glossaryDocument xmlns:wpc="http://schemas.microsoft.com/office/word/2010/wordprocessingCanvas" xmlns:cx="http://schemas.microsoft.com/office/drawing/2014/chartex" xmlns:cx1="http://schemas.microsoft.com/office/drawing/2015/9/8/chartex" xmlns:cx2="http://schemas.microsoft.com/office/drawing/2015/10/21/chartex" xmlns:cx3="http://schemas.microsoft.com/office/drawing/2016/5/9/chartex" xmlns:cx4="http://schemas.microsoft.com/office/drawing/2016/5/10/chartex" xmlns:cx5="http://schemas.microsoft.com/office/drawing/2016/5/11/chartex" xmlns:cx6="http://schemas.microsoft.com/office/drawing/2016/5/12/chartex" xmlns:cx7="http://schemas.microsoft.com/office/drawing/2016/5/13/chartex" xmlns:cx8="http://schemas.microsoft.com/office/drawing/2016/5/14/chartex" xmlns:mc="http://schemas.openxmlformats.org/markup-compatibility/2006" xmlns:aink="http://schemas.microsoft.com/office/drawing/2016/ink" xmlns:am3d="http://schemas.microsoft.com/office/drawing/2017/model3d" xmlns:o="urn:schemas-microsoft-com:office:office" xmlns:oel="http://schemas.microsoft.com/office/2019/extlst" xmlns:r="http://schemas.openxmlformats.org/officeDocument/2006/relationships" xmlns:m="http://schemas.openxmlformats.org/officeDocument/2006/math" xmlns:v="urn:schemas-microsoft-com:vml" xmlns:wp14="http://schemas.microsoft.com/office/word/2010/wordprocessingDrawing" xmlns:wp="http://schemas.openxmlformats.org/drawingml/2006/wordprocessingDrawing" xmlns:w10="urn:schemas-microsoft-com:office:word" xmlns:w="http://schemas.openxmlformats.org/wordprocessingml/2006/main" xmlns:w14="http://schemas.microsoft.com/office/word/2010/wordml" xmlns:w15="http://schemas.microsoft.com/office/word/2012/wordml" xmlns:w16cex="http://schemas.microsoft.com/office/word/2018/wordml/cex" xmlns:w16cid="http://schemas.microsoft.com/office/word/2016/wordml/cid" xmlns:w16="http://schemas.microsoft.com/office/word/2018/wordml" xmlns:w16sdtdh="http://schemas.microsoft.com/office/word/2020/wordml/sdtdatahash" xmlns:w16se="http://schemas.microsoft.com/office/word/2015/wordml/symex" xmlns:wpg="http://schemas.microsoft.com/office/word/2010/wordprocessingGroup" xmlns:wpi="http://schemas.microsoft.com/office/word/2010/wordprocessingInk" xmlns:wne="http://schemas.microsoft.com/office/word/2006/wordml" xmlns:wps="http://schemas.microsoft.com/office/word/2010/wordprocessingShape" mc:Ignorable="w14 w15 w16se w16cid w16 w16cex w16sdtdh wp14">
   <w:docParts>
     <w:docPart>
       <w:docPartPr>
@@ -14714,7 +14757,7 @@
     <w:charset w:val="00"/>
     <w:family w:val="swiss"/>
     <w:pitch w:val="variable"/>
-    <w:sig w:usb0="E0002EFF" w:usb1="C0007843" w:usb2="00000009" w:usb3="00000000" w:csb0="000001FF" w:csb1="00000000"/>
+    <w:sig w:usb0="E0002EFF" w:usb1="C000785B" w:usb2="00000009" w:usb3="00000000" w:csb0="000001FF" w:csb1="00000000"/>
   </w:font>
   <w:font w:name="Helvetica 65">
     <w:altName w:val="Arial"/>
@@ -14729,7 +14772,7 @@
     <w:pitch w:val="variable"/>
     <w:sig w:usb0="E4002EFF" w:usb1="C000E47F" w:usb2="00000009" w:usb3="00000000" w:csb0="000001FF" w:csb1="00000000"/>
   </w:font>
-  <w:font w:name="Helvetica 55">
+  <w:font w:name="helvetica 55">
     <w:altName w:val="Arial"/>
     <w:charset w:val="00"/>
     <w:family w:val="auto"/>
@@ -14740,14 +14783,14 @@
     <w:charset w:val="00"/>
     <w:family w:val="swiss"/>
     <w:pitch w:val="variable"/>
-    <w:sig w:usb0="E0002AFF" w:usb1="C000247B" w:usb2="00000009" w:usb3="00000000" w:csb0="000001FF" w:csb1="00000000"/>
+    <w:sig w:usb0="E4002EFF" w:usb1="C200247B" w:usb2="00000009" w:usb3="00000000" w:csb0="000001FF" w:csb1="00000000"/>
   </w:font>
   <w:font w:name="Calibri Light">
     <w:panose1 w:val="020F0302020204030204"/>
     <w:charset w:val="00"/>
     <w:family w:val="swiss"/>
     <w:pitch w:val="variable"/>
-    <w:sig w:usb0="E0002AFF" w:usb1="C000247B" w:usb2="00000009" w:usb3="00000000" w:csb0="000001FF" w:csb1="00000000"/>
+    <w:sig w:usb0="E4002EFF" w:usb1="C200247B" w:usb2="00000009" w:usb3="00000000" w:csb0="000001FF" w:csb1="00000000"/>
   </w:font>
 </w:fonts>
 </file>
@@ -14769,6 +14812,7 @@
   </w:compat>
   <w:rsids>
     <w:rsidRoot w:val="004256E3"/>
+    <w:rsid w:val="00102C22"/>
     <w:rsid w:val="00323F4A"/>
     <w:rsid w:val="00400705"/>
     <w:rsid w:val="004256E3"/>
